--- a/Stjepan Đelekovčan resume.docx
+++ b/Stjepan Đelekovčan resume.docx
@@ -35,7 +35,21 @@
         <w:rPr>
           <w:rFonts w:ascii="Arial" w:hAnsi="Arial" w:cs="Arial"/>
         </w:rPr>
-        <w:t xml:space="preserve">48323 Hlebine, Croatia </w:t>
+        <w:t xml:space="preserve">48323 </w:t>
+      </w:r>
+      <w:proofErr w:type="spellStart"/>
+      <w:r>
+        <w:rPr>
+          <w:rFonts w:ascii="Arial" w:hAnsi="Arial" w:cs="Arial"/>
+        </w:rPr>
+        <w:t>Hlebine</w:t>
+      </w:r>
+      <w:proofErr w:type="spellEnd"/>
+      <w:r>
+        <w:rPr>
+          <w:rFonts w:ascii="Arial" w:hAnsi="Arial" w:cs="Arial"/>
+        </w:rPr>
+        <w:t xml:space="preserve">, Croatia </w:t>
       </w:r>
       <w:r>
         <w:rPr>
@@ -77,7 +91,25 @@
         <w:rPr>
           <w:rFonts w:ascii="Arial" w:hAnsi="Arial" w:cs="Arial"/>
         </w:rPr>
-        <w:t xml:space="preserve"> • </w:t>
+        <w:t xml:space="preserve"> </w:t>
+      </w:r>
+      <w:r>
+        <w:rPr>
+          <w:rFonts w:ascii="Arial" w:hAnsi="Arial" w:cs="Arial"/>
+        </w:rPr>
+        <w:t xml:space="preserve">• </w:t>
+      </w:r>
+      <w:r>
+        <w:rPr>
+          <w:rFonts w:ascii="Arial" w:hAnsi="Arial" w:cs="Arial"/>
+        </w:rPr>
+        <w:t xml:space="preserve">25.04.2002. </w:t>
+      </w:r>
+      <w:r>
+        <w:rPr>
+          <w:rFonts w:ascii="Arial" w:hAnsi="Arial" w:cs="Arial"/>
+        </w:rPr>
+        <w:t xml:space="preserve">• </w:t>
       </w:r>
       <w:r>
         <w:rPr>
@@ -100,9 +132,18 @@
       <w:r>
         <w:rPr>
           <w:rFonts w:ascii="Arial" w:hAnsi="Arial" w:cs="Arial"/>
+          <w:u w:val="single"/>
         </w:rPr>
         <w:t>jetpans.com</w:t>
       </w:r>
+    </w:p>
+    <w:p>
+      <w:pPr>
+        <w:spacing w:after="0" w:line="240" w:lineRule="auto"/>
+        <w:rPr>
+          <w:rFonts w:ascii="Arial" w:hAnsi="Arial" w:cs="Arial"/>
+        </w:rPr>
+      </w:pPr>
     </w:p>
     <w:p>
       <w:pPr>
@@ -116,6 +157,91 @@
           <w:color w:val="0070C0"/>
         </w:rPr>
       </w:pPr>
+      <w:r>
+        <w:rPr>
+          <w:rFonts w:ascii="Arial" w:hAnsi="Arial" w:cs="Arial"/>
+          <w:b/>
+          <w:color w:val="0070C0"/>
+        </w:rPr>
+        <w:t>PROFILE SUMMARY</w:t>
+      </w:r>
+    </w:p>
+    <w:p>
+      <w:pPr>
+        <w:rPr>
+          <w:rFonts w:ascii="Arial" w:hAnsi="Arial" w:cs="Arial"/>
+        </w:rPr>
+      </w:pPr>
+      <w:r>
+        <w:rPr>
+          <w:rFonts w:ascii="Arial" w:hAnsi="Arial" w:cs="Arial"/>
+        </w:rPr>
+        <w:br/>
+      </w:r>
+      <w:proofErr w:type="gramStart"/>
+      <w:r>
+        <w:rPr>
+          <w:rFonts w:ascii="Arial" w:hAnsi="Arial" w:cs="Arial"/>
+        </w:rPr>
+        <w:t>Computer</w:t>
+      </w:r>
+      <w:proofErr w:type="gramEnd"/>
+      <w:r>
+        <w:rPr>
+          <w:rFonts w:ascii="Arial" w:hAnsi="Arial" w:cs="Arial"/>
+        </w:rPr>
+        <w:t xml:space="preserve"> engineering student interested in data science</w:t>
+      </w:r>
+      <w:r>
+        <w:rPr>
+          <w:rFonts w:ascii="Arial" w:hAnsi="Arial" w:cs="Arial"/>
+        </w:rPr>
+        <w:t xml:space="preserve">, </w:t>
+      </w:r>
+      <w:r>
+        <w:rPr>
+          <w:rFonts w:ascii="Arial" w:hAnsi="Arial" w:cs="Arial"/>
+        </w:rPr>
+        <w:t>machine learning</w:t>
+      </w:r>
+      <w:r>
+        <w:rPr>
+          <w:rFonts w:ascii="Arial" w:hAnsi="Arial" w:cs="Arial"/>
+        </w:rPr>
+        <w:t xml:space="preserve"> and DevOps</w:t>
+      </w:r>
+      <w:r>
+        <w:rPr>
+          <w:rFonts w:ascii="Arial" w:hAnsi="Arial" w:cs="Arial"/>
+        </w:rPr>
+        <w:t>. A history of working on hobby projects, learning different programming languages</w:t>
+      </w:r>
+      <w:r>
+        <w:rPr>
+          <w:rFonts w:ascii="Arial" w:hAnsi="Arial" w:cs="Arial"/>
+        </w:rPr>
+        <w:t xml:space="preserve"> and frameworks</w:t>
+      </w:r>
+      <w:r>
+        <w:rPr>
+          <w:rFonts w:ascii="Arial" w:hAnsi="Arial" w:cs="Arial"/>
+        </w:rPr>
+        <w:t xml:space="preserve"> for different purposes. Besides programming</w:t>
+      </w:r>
+      <w:proofErr w:type="gramStart"/>
+      <w:r>
+        <w:rPr>
+          <w:rFonts w:ascii="Arial" w:hAnsi="Arial" w:cs="Arial"/>
+        </w:rPr>
+        <w:t xml:space="preserve"> interested</w:t>
+      </w:r>
+      <w:proofErr w:type="gramEnd"/>
+      <w:r>
+        <w:rPr>
+          <w:rFonts w:ascii="Arial" w:hAnsi="Arial" w:cs="Arial"/>
+        </w:rPr>
+        <w:t xml:space="preserve"> in mathematics and mathematic implementations in code. Ambitious, competitive, team inspired, adaptive, innovative.</w:t>
+      </w:r>
     </w:p>
     <w:p>
       <w:pPr>
@@ -135,46 +261,6 @@
           <w:b/>
           <w:color w:val="0070C0"/>
         </w:rPr>
-        <w:t>PROFILE SUMMARY</w:t>
-      </w:r>
-    </w:p>
-    <w:p>
-      <w:pPr>
-        <w:rPr>
-          <w:rFonts w:ascii="Arial" w:hAnsi="Arial" w:cs="Arial"/>
-        </w:rPr>
-      </w:pPr>
-      <w:r>
-        <w:rPr>
-          <w:rFonts w:ascii="Arial" w:hAnsi="Arial" w:cs="Arial"/>
-        </w:rPr>
-        <w:br/>
-      </w:r>
-      <w:r>
-        <w:rPr>
-          <w:rFonts w:ascii="Arial" w:hAnsi="Arial" w:cs="Arial"/>
-        </w:rPr>
-        <w:t>A software engineering student interested in application development, data science and machine learning. A history of working on hobby projects, learning different programming languages for different purposes. Besides programming interested in mathematics and mathematic implementations in code. Participated in mathematics and coding competitions as an elementary school and highschool student. Ambitious, competitive, team inspired, adaptive, innovative.</w:t>
-      </w:r>
-    </w:p>
-    <w:p>
-      <w:pPr>
-        <w:pBdr>
-          <w:bottom w:val="single" w:sz="4" w:space="1" w:color="auto"/>
-        </w:pBdr>
-        <w:spacing w:after="0" w:line="240" w:lineRule="auto"/>
-        <w:rPr>
-          <w:rFonts w:ascii="Arial" w:hAnsi="Arial" w:cs="Arial"/>
-          <w:b/>
-          <w:color w:val="0070C0"/>
-        </w:rPr>
-      </w:pPr>
-      <w:r>
-        <w:rPr>
-          <w:rFonts w:ascii="Arial" w:hAnsi="Arial" w:cs="Arial"/>
-          <w:b/>
-          <w:color w:val="0070C0"/>
-        </w:rPr>
         <w:t xml:space="preserve">WORK </w:t>
       </w:r>
       <w:r>
@@ -213,28 +299,166 @@
           <w:rFonts w:ascii="Arial" w:hAnsi="Arial" w:cs="Arial"/>
           <w:b/>
         </w:rPr>
-        <w:t>Smartivo tehnologije d.o.o.,</w:t>
-      </w:r>
+        <w:t xml:space="preserve">AVL-AST d.o.o., </w:t>
+      </w:r>
+      <w:r>
+        <w:rPr>
+          <w:rFonts w:ascii="Arial" w:hAnsi="Arial" w:cs="Arial"/>
+          <w:i/>
+        </w:rPr>
+        <w:t xml:space="preserve">Student </w:t>
+      </w:r>
+      <w:r>
+        <w:rPr>
+          <w:rFonts w:ascii="Arial" w:hAnsi="Arial" w:cs="Arial"/>
+          <w:i/>
+        </w:rPr>
+        <w:t>Machine Learning and Optimization Engineer</w:t>
+      </w:r>
+      <w:r>
+        <w:rPr>
+          <w:rFonts w:ascii="Arial" w:hAnsi="Arial" w:cs="Arial"/>
+        </w:rPr>
+        <w:tab/>
+      </w:r>
+      <w:r>
+        <w:rPr>
+          <w:rFonts w:ascii="Arial" w:hAnsi="Arial" w:cs="Arial"/>
+        </w:rPr>
+        <w:t>December</w:t>
+      </w:r>
+      <w:r>
+        <w:rPr>
+          <w:rFonts w:ascii="Arial" w:hAnsi="Arial" w:cs="Arial"/>
+        </w:rPr>
+        <w:t xml:space="preserve"> 20</w:t>
+      </w:r>
+      <w:r>
+        <w:rPr>
+          <w:rFonts w:ascii="Arial" w:hAnsi="Arial" w:cs="Arial"/>
+        </w:rPr>
+        <w:t>25</w:t>
+      </w:r>
+      <w:r>
+        <w:rPr>
+          <w:rFonts w:ascii="Arial" w:hAnsi="Arial" w:cs="Arial"/>
+        </w:rPr>
+        <w:t xml:space="preserve"> – </w:t>
+      </w:r>
+    </w:p>
+    <w:p>
+      <w:pPr>
+        <w:pStyle w:val="ListParagraph"/>
+        <w:numPr>
+          <w:ilvl w:val="0"/>
+          <w:numId w:val="3"/>
+        </w:numPr>
+        <w:spacing w:after="0" w:line="240" w:lineRule="auto"/>
+        <w:rPr>
+          <w:rFonts w:ascii="Arial" w:hAnsi="Arial" w:cs="Arial"/>
+        </w:rPr>
+      </w:pPr>
+      <w:r>
+        <w:rPr>
+          <w:rFonts w:ascii="Arial" w:hAnsi="Arial" w:cs="Arial"/>
+        </w:rPr>
+        <w:t>Integration and improvement of machine learning and optimization algorithms used for surrogate modelling</w:t>
+      </w:r>
+    </w:p>
+    <w:p>
+      <w:pPr>
+        <w:pStyle w:val="ListParagraph"/>
+        <w:numPr>
+          <w:ilvl w:val="0"/>
+          <w:numId w:val="3"/>
+        </w:numPr>
+        <w:spacing w:after="0" w:line="240" w:lineRule="auto"/>
+        <w:rPr>
+          <w:rFonts w:ascii="Arial" w:hAnsi="Arial" w:cs="Arial"/>
+        </w:rPr>
+      </w:pPr>
+      <w:r>
+        <w:rPr>
+          <w:rFonts w:ascii="Arial" w:hAnsi="Arial" w:cs="Arial"/>
+        </w:rPr>
+        <w:t xml:space="preserve">Using Python and algorithm libraries such as </w:t>
+      </w:r>
+      <w:proofErr w:type="spellStart"/>
+      <w:r>
+        <w:rPr>
+          <w:rFonts w:ascii="Arial" w:hAnsi="Arial" w:cs="Arial"/>
+        </w:rPr>
+        <w:t>PyTorch</w:t>
+      </w:r>
+      <w:proofErr w:type="spellEnd"/>
+      <w:r>
+        <w:rPr>
+          <w:rFonts w:ascii="Arial" w:hAnsi="Arial" w:cs="Arial"/>
+        </w:rPr>
+        <w:t xml:space="preserve">, SciPy, scikit-learn, </w:t>
+      </w:r>
+      <w:proofErr w:type="spellStart"/>
+      <w:r>
+        <w:rPr>
+          <w:rFonts w:ascii="Arial" w:hAnsi="Arial" w:cs="Arial"/>
+        </w:rPr>
+        <w:t>Optuna</w:t>
+      </w:r>
+      <w:proofErr w:type="spellEnd"/>
+      <w:r>
+        <w:rPr>
+          <w:rFonts w:ascii="Arial" w:hAnsi="Arial" w:cs="Arial"/>
+        </w:rPr>
+        <w:t xml:space="preserve"> and </w:t>
+      </w:r>
+      <w:proofErr w:type="spellStart"/>
+      <w:r>
+        <w:rPr>
+          <w:rFonts w:ascii="Arial" w:hAnsi="Arial" w:cs="Arial"/>
+        </w:rPr>
+        <w:t>Joblib</w:t>
+      </w:r>
+      <w:proofErr w:type="spellEnd"/>
+      <w:r>
+        <w:rPr>
+          <w:rFonts w:ascii="Arial" w:hAnsi="Arial" w:cs="Arial"/>
+        </w:rPr>
+        <w:t xml:space="preserve"> evaluated, optimized and generated reports of algorithm performance in the domain of complex physics simulations </w:t>
+      </w:r>
+    </w:p>
+    <w:p>
+      <w:pPr>
+        <w:pStyle w:val="ListParagraph"/>
+        <w:spacing w:after="0" w:line="240" w:lineRule="auto"/>
+        <w:ind w:left="227"/>
+        <w:rPr>
+          <w:rFonts w:ascii="Arial" w:hAnsi="Arial" w:cs="Arial"/>
+        </w:rPr>
+      </w:pPr>
+    </w:p>
+    <w:p>
+      <w:pPr>
+        <w:tabs>
+          <w:tab w:val="right" w:pos="10800"/>
+        </w:tabs>
+        <w:spacing w:after="0" w:line="240" w:lineRule="auto"/>
+        <w:rPr>
+          <w:rFonts w:ascii="Arial" w:hAnsi="Arial" w:cs="Arial"/>
+        </w:rPr>
+      </w:pPr>
       <w:r>
         <w:rPr>
           <w:rFonts w:ascii="Arial" w:hAnsi="Arial" w:cs="Arial"/>
           <w:b/>
         </w:rPr>
-        <w:t xml:space="preserve"> </w:t>
+        <w:t xml:space="preserve">AVL-AST d.o.o., </w:t>
       </w:r>
       <w:r>
         <w:rPr>
           <w:rFonts w:ascii="Arial" w:hAnsi="Arial" w:cs="Arial"/>
           <w:i/>
         </w:rPr>
-        <w:t>Back-end</w:t>
-      </w:r>
-      <w:r>
-        <w:rPr>
-          <w:rFonts w:ascii="Arial" w:hAnsi="Arial" w:cs="Arial"/>
-          <w:i/>
-        </w:rPr>
-        <w:t xml:space="preserve"> developer – API (internship)</w:t>
+        <w:t>Student Data Engineer</w:t>
       </w:r>
       <w:r>
         <w:rPr>
@@ -246,7 +470,7 @@
         <w:rPr>
           <w:rFonts w:ascii="Arial" w:hAnsi="Arial" w:cs="Arial"/>
         </w:rPr>
-        <w:t>September</w:t>
+        <w:t>October</w:t>
       </w:r>
       <w:r>
         <w:rPr>
@@ -258,37 +482,19 @@
         <w:rPr>
           <w:rFonts w:ascii="Arial" w:hAnsi="Arial" w:cs="Arial"/>
         </w:rPr>
-        <w:t>24</w:t>
-      </w:r>
-      <w:r>
-        <w:rPr>
-          <w:rFonts w:ascii="Arial" w:hAnsi="Arial" w:cs="Arial"/>
-        </w:rPr>
-        <w:t xml:space="preserve"> </w:t>
-      </w:r>
-      <w:r>
-        <w:rPr>
-          <w:rFonts w:ascii="Arial" w:hAnsi="Arial" w:cs="Arial"/>
-        </w:rPr>
-        <w:t xml:space="preserve">– </w:t>
-      </w:r>
-      <w:r>
-        <w:rPr>
-          <w:rFonts w:ascii="Arial" w:hAnsi="Arial" w:cs="Arial"/>
-        </w:rPr>
-        <w:t>October</w:t>
-      </w:r>
-      <w:r>
-        <w:rPr>
-          <w:rFonts w:ascii="Arial" w:hAnsi="Arial" w:cs="Arial"/>
-        </w:rPr>
-        <w:t xml:space="preserve"> 20</w:t>
-      </w:r>
-      <w:r>
-        <w:rPr>
-          <w:rFonts w:ascii="Arial" w:hAnsi="Arial" w:cs="Arial"/>
-        </w:rPr>
-        <w:t>24</w:t>
+        <w:t>25</w:t>
+      </w:r>
+      <w:r>
+        <w:rPr>
+          <w:rFonts w:ascii="Arial" w:hAnsi="Arial" w:cs="Arial"/>
+        </w:rPr>
+        <w:t xml:space="preserve"> – </w:t>
+      </w:r>
+      <w:r>
+        <w:rPr>
+          <w:rFonts w:ascii="Arial" w:hAnsi="Arial" w:cs="Arial"/>
+        </w:rPr>
+        <w:t>December 2025</w:t>
       </w:r>
     </w:p>
     <w:p>
@@ -310,13 +516,7 @@
         <w:rPr>
           <w:rFonts w:ascii="Arial" w:hAnsi="Arial" w:cs="Arial"/>
         </w:rPr>
-        <w:t>Implementation of Django API endpoints for various purposes in a large system</w:t>
-      </w:r>
-      <w:r>
-        <w:rPr>
-          <w:rFonts w:ascii="Arial" w:hAnsi="Arial" w:cs="Arial"/>
-        </w:rPr>
-        <w:t>.</w:t>
+        <w:t>Development of ETL Workflow tasks and a Python Processing library for Time Series analysis</w:t>
       </w:r>
     </w:p>
     <w:p>
@@ -335,20 +535,30 @@
         <w:rPr>
           <w:rFonts w:ascii="Arial" w:hAnsi="Arial" w:cs="Arial"/>
         </w:rPr>
-        <w:t>Work in a team environment using tools such as JIRA, Github and Microsoft Teams</w:t>
-      </w:r>
-      <w:r>
-        <w:rPr>
-          <w:rFonts w:ascii="Arial" w:hAnsi="Arial" w:cs="Arial"/>
-        </w:rPr>
-        <w:t>.</w:t>
-      </w:r>
-      <w:r>
-        <w:rPr>
-          <w:rFonts w:ascii="Arial" w:hAnsi="Arial" w:cs="Arial"/>
-        </w:rPr>
-        <w:br/>
-      </w:r>
+        <w:t xml:space="preserve">Work with latest </w:t>
+      </w:r>
+      <w:r>
+        <w:rPr>
+          <w:rFonts w:ascii="Arial" w:hAnsi="Arial" w:cs="Arial"/>
+        </w:rPr>
+        <w:t>architecture</w:t>
+      </w:r>
+      <w:r>
+        <w:rPr>
+          <w:rFonts w:ascii="Arial" w:hAnsi="Arial" w:cs="Arial"/>
+        </w:rPr>
+        <w:t xml:space="preserve"> and technologies such as ELK stack, Prefect, Kubernetes, Docker and GitLab CI/CD</w:t>
+      </w:r>
+    </w:p>
+    <w:p>
+      <w:pPr>
+        <w:pStyle w:val="ListParagraph"/>
+        <w:spacing w:after="0" w:line="240" w:lineRule="auto"/>
+        <w:ind w:left="227"/>
+        <w:rPr>
+          <w:rFonts w:ascii="Arial" w:hAnsi="Arial" w:cs="Arial"/>
+        </w:rPr>
+      </w:pPr>
     </w:p>
     <w:p>
       <w:pPr>
@@ -358,28 +568,61 @@
         <w:spacing w:after="0" w:line="240" w:lineRule="auto"/>
         <w:rPr>
           <w:rFonts w:ascii="Arial" w:hAnsi="Arial" w:cs="Arial"/>
-        </w:rPr>
-      </w:pPr>
+          <w:i/>
+        </w:rPr>
+      </w:pPr>
+      <w:proofErr w:type="spellStart"/>
       <w:r>
         <w:rPr>
           <w:rFonts w:ascii="Arial" w:hAnsi="Arial" w:cs="Arial"/>
           <w:b/>
         </w:rPr>
-        <w:t xml:space="preserve">AVL-AST </w:t>
-      </w:r>
+        <w:t>Smartivo</w:t>
+      </w:r>
+      <w:proofErr w:type="spellEnd"/>
       <w:r>
         <w:rPr>
           <w:rFonts w:ascii="Arial" w:hAnsi="Arial" w:cs="Arial"/>
           <w:b/>
         </w:rPr>
-        <w:t xml:space="preserve">d.o.o., </w:t>
+        <w:t xml:space="preserve"> </w:t>
+      </w:r>
+      <w:proofErr w:type="spellStart"/>
+      <w:r>
+        <w:rPr>
+          <w:rFonts w:ascii="Arial" w:hAnsi="Arial" w:cs="Arial"/>
+          <w:b/>
+        </w:rPr>
+        <w:t>tehnologije</w:t>
+      </w:r>
+      <w:proofErr w:type="spellEnd"/>
+      <w:r>
+        <w:rPr>
+          <w:rFonts w:ascii="Arial" w:hAnsi="Arial" w:cs="Arial"/>
+          <w:b/>
+        </w:rPr>
+        <w:t xml:space="preserve"> d.o.o.,</w:t>
+      </w:r>
+      <w:r>
+        <w:rPr>
+          <w:rFonts w:ascii="Arial" w:hAnsi="Arial" w:cs="Arial"/>
+          <w:b/>
+        </w:rPr>
+        <w:t xml:space="preserve"> </w:t>
       </w:r>
       <w:r>
         <w:rPr>
           <w:rFonts w:ascii="Arial" w:hAnsi="Arial" w:cs="Arial"/>
           <w:i/>
         </w:rPr>
-        <w:t>Student Data Engineer</w:t>
+        <w:t>Back-end</w:t>
+      </w:r>
+      <w:r>
+        <w:rPr>
+          <w:rFonts w:ascii="Arial" w:hAnsi="Arial" w:cs="Arial"/>
+          <w:i/>
+        </w:rPr>
+        <w:t xml:space="preserve"> developer – API (internship)</w:t>
       </w:r>
       <w:r>
         <w:rPr>
@@ -391,6 +634,36 @@
         <w:rPr>
           <w:rFonts w:ascii="Arial" w:hAnsi="Arial" w:cs="Arial"/>
         </w:rPr>
+        <w:t>September</w:t>
+      </w:r>
+      <w:r>
+        <w:rPr>
+          <w:rFonts w:ascii="Arial" w:hAnsi="Arial" w:cs="Arial"/>
+        </w:rPr>
+        <w:t xml:space="preserve"> 20</w:t>
+      </w:r>
+      <w:r>
+        <w:rPr>
+          <w:rFonts w:ascii="Arial" w:hAnsi="Arial" w:cs="Arial"/>
+        </w:rPr>
+        <w:t>24</w:t>
+      </w:r>
+      <w:r>
+        <w:rPr>
+          <w:rFonts w:ascii="Arial" w:hAnsi="Arial" w:cs="Arial"/>
+        </w:rPr>
+        <w:t xml:space="preserve"> </w:t>
+      </w:r>
+      <w:r>
+        <w:rPr>
+          <w:rFonts w:ascii="Arial" w:hAnsi="Arial" w:cs="Arial"/>
+        </w:rPr>
+        <w:t xml:space="preserve">– </w:t>
+      </w:r>
+      <w:r>
+        <w:rPr>
+          <w:rFonts w:ascii="Arial" w:hAnsi="Arial" w:cs="Arial"/>
+        </w:rPr>
         <w:t>October</w:t>
       </w:r>
       <w:r>
@@ -403,19 +676,7 @@
         <w:rPr>
           <w:rFonts w:ascii="Arial" w:hAnsi="Arial" w:cs="Arial"/>
         </w:rPr>
-        <w:t>2</w:t>
-      </w:r>
-      <w:r>
-        <w:rPr>
-          <w:rFonts w:ascii="Arial" w:hAnsi="Arial" w:cs="Arial"/>
-        </w:rPr>
-        <w:t>5</w:t>
-      </w:r>
-      <w:r>
-        <w:rPr>
-          <w:rFonts w:ascii="Arial" w:hAnsi="Arial" w:cs="Arial"/>
-        </w:rPr>
-        <w:t xml:space="preserve"> – </w:t>
+        <w:t>24</w:t>
       </w:r>
     </w:p>
     <w:p>
@@ -425,74 +686,75 @@
           <w:ilvl w:val="0"/>
           <w:numId w:val="3"/>
         </w:numPr>
+        <w:spacing w:after="0" w:line="240" w:lineRule="auto"/>
+        <w:rPr>
+          <w:rFonts w:ascii="Arial" w:hAnsi="Arial" w:cs="Arial"/>
+        </w:rPr>
+      </w:pPr>
+      <w:r>
+        <w:rPr>
+          <w:rFonts w:ascii="Arial" w:hAnsi="Arial" w:cs="Arial"/>
+        </w:rPr>
+        <w:t xml:space="preserve">Implemented </w:t>
+      </w:r>
+      <w:r>
+        <w:rPr>
+          <w:rFonts w:ascii="Arial" w:hAnsi="Arial" w:cs="Arial"/>
+        </w:rPr>
+        <w:t xml:space="preserve">Django API endpoints within a </w:t>
+      </w:r>
+      <w:r>
+        <w:rPr>
+          <w:rFonts w:ascii="Arial" w:hAnsi="Arial" w:cs="Arial"/>
+        </w:rPr>
+        <w:t>large system</w:t>
+      </w:r>
+    </w:p>
+    <w:p>
+      <w:pPr>
+        <w:pBdr>
+          <w:bottom w:val="single" w:sz="4" w:space="1" w:color="auto"/>
+        </w:pBdr>
+        <w:spacing w:after="0" w:line="240" w:lineRule="auto"/>
+        <w:rPr>
+          <w:rFonts w:ascii="Arial" w:hAnsi="Arial" w:cs="Arial"/>
+          <w:b/>
+          <w:color w:val="0070C0"/>
+        </w:rPr>
+      </w:pPr>
+    </w:p>
+    <w:p>
+      <w:pPr>
+        <w:pBdr>
+          <w:bottom w:val="single" w:sz="4" w:space="1" w:color="auto"/>
+        </w:pBdr>
+        <w:spacing w:after="0" w:line="240" w:lineRule="auto"/>
+        <w:rPr>
+          <w:rFonts w:ascii="Arial" w:hAnsi="Arial" w:cs="Arial"/>
+          <w:b/>
+          <w:color w:val="0070C0"/>
+        </w:rPr>
+      </w:pPr>
+      <w:r>
+        <w:rPr>
+          <w:rFonts w:ascii="Arial" w:hAnsi="Arial" w:cs="Arial"/>
+          <w:b/>
+          <w:color w:val="0070C0"/>
+        </w:rPr>
+        <w:t>PROJECT EXPERIENCE</w:t>
+      </w:r>
+    </w:p>
+    <w:p>
+      <w:pPr>
         <w:tabs>
           <w:tab w:val="right" w:pos="10800"/>
         </w:tabs>
         <w:spacing w:after="0" w:line="240" w:lineRule="auto"/>
         <w:rPr>
           <w:rFonts w:ascii="Arial" w:hAnsi="Arial" w:cs="Arial"/>
-        </w:rPr>
-      </w:pPr>
-      <w:r>
-        <w:rPr>
-          <w:rFonts w:ascii="Arial" w:hAnsi="Arial" w:cs="Arial"/>
-        </w:rPr>
-        <w:t>Development of ETL Workflow tasks and a Python Processing library for Time Series analysis</w:t>
-      </w:r>
-      <w:r>
-        <w:rPr>
-          <w:rFonts w:ascii="Arial" w:hAnsi="Arial" w:cs="Arial"/>
-        </w:rPr>
-        <w:t>.</w:t>
-      </w:r>
-    </w:p>
-    <w:p>
-      <w:pPr>
-        <w:pStyle w:val="ListParagraph"/>
-        <w:numPr>
-          <w:ilvl w:val="0"/>
-          <w:numId w:val="3"/>
-        </w:numPr>
-        <w:spacing w:after="0" w:line="240" w:lineRule="auto"/>
-        <w:rPr>
-          <w:rFonts w:ascii="Arial" w:hAnsi="Arial" w:cs="Arial"/>
-        </w:rPr>
-      </w:pPr>
-      <w:r>
-        <w:rPr>
-          <w:rFonts w:ascii="Arial" w:hAnsi="Arial" w:cs="Arial"/>
-        </w:rPr>
-        <w:t>Work with latest architectures and technologies such as ELK stack, Prefect, Kubernetes, Docker and GitLab CI/CD</w:t>
-      </w:r>
-    </w:p>
-    <w:p>
-      <w:pPr>
-        <w:spacing w:after="0" w:line="240" w:lineRule="auto"/>
-        <w:rPr>
-          <w:rFonts w:ascii="Arial" w:hAnsi="Arial" w:cs="Arial"/>
-        </w:rPr>
-      </w:pPr>
-    </w:p>
-    <w:p>
-      <w:pPr>
-        <w:pBdr>
-          <w:bottom w:val="single" w:sz="4" w:space="1" w:color="auto"/>
-        </w:pBdr>
-        <w:spacing w:after="0" w:line="240" w:lineRule="auto"/>
-        <w:rPr>
-          <w:rFonts w:ascii="Arial" w:hAnsi="Arial" w:cs="Arial"/>
           <w:b/>
-          <w:color w:val="0070C0"/>
-        </w:rPr>
-      </w:pPr>
-      <w:r>
-        <w:rPr>
-          <w:rFonts w:ascii="Arial" w:hAnsi="Arial" w:cs="Arial"/>
-          <w:b/>
-          <w:color w:val="0070C0"/>
-        </w:rPr>
-        <w:t>PROJECT EXPERIENCE</w:t>
-      </w:r>
+        </w:rPr>
+      </w:pPr>
     </w:p>
     <w:p>
       <w:pPr>
@@ -502,26 +764,14 @@
         <w:spacing w:after="0" w:line="240" w:lineRule="auto"/>
         <w:rPr>
           <w:rFonts w:ascii="Arial" w:hAnsi="Arial" w:cs="Arial"/>
+        </w:rPr>
+      </w:pPr>
+      <w:r>
+        <w:rPr>
+          <w:rFonts w:ascii="Arial" w:hAnsi="Arial" w:cs="Arial"/>
           <w:b/>
         </w:rPr>
-      </w:pPr>
-    </w:p>
-    <w:p>
-      <w:pPr>
-        <w:tabs>
-          <w:tab w:val="right" w:pos="10800"/>
-        </w:tabs>
-        <w:spacing w:after="0" w:line="240" w:lineRule="auto"/>
-        <w:rPr>
-          <w:rFonts w:ascii="Arial" w:hAnsi="Arial" w:cs="Arial"/>
-        </w:rPr>
-      </w:pPr>
-      <w:r>
-        <w:rPr>
-          <w:rFonts w:ascii="Arial" w:hAnsi="Arial" w:cs="Arial"/>
-          <w:b/>
-        </w:rPr>
-        <w:t>ConnectiNET</w:t>
+        <w:t>Evolutionary training of an agent for autonomous control in 2D simulation</w:t>
       </w:r>
       <w:r>
         <w:rPr>
@@ -533,7 +783,7 @@
         <w:rPr>
           <w:rFonts w:ascii="Arial" w:hAnsi="Arial" w:cs="Arial"/>
         </w:rPr>
-        <w:t>October</w:t>
+        <w:t>March</w:t>
       </w:r>
       <w:r>
         <w:rPr>
@@ -545,7 +795,7 @@
         <w:rPr>
           <w:rFonts w:ascii="Arial" w:hAnsi="Arial" w:cs="Arial"/>
         </w:rPr>
-        <w:t>23</w:t>
+        <w:t>24</w:t>
       </w:r>
       <w:r>
         <w:rPr>
@@ -557,7 +807,7 @@
         <w:rPr>
           <w:rFonts w:ascii="Arial" w:hAnsi="Arial" w:cs="Arial"/>
         </w:rPr>
-        <w:t>January</w:t>
+        <w:t>June</w:t>
       </w:r>
       <w:r>
         <w:rPr>
@@ -588,13 +838,7 @@
         <w:rPr>
           <w:rFonts w:ascii="Arial" w:hAnsi="Arial" w:cs="Arial"/>
         </w:rPr>
-        <w:t>Full-Stack web team project in the context of university (PROGI@FER)</w:t>
-      </w:r>
-      <w:r>
-        <w:rPr>
-          <w:rFonts w:ascii="Arial" w:hAnsi="Arial" w:cs="Arial"/>
-        </w:rPr>
-        <w:t>.</w:t>
+        <w:t>Bachelor’s thesis on usage of genetic algorithms in training intelligent agents</w:t>
       </w:r>
     </w:p>
     <w:p>
@@ -613,16 +857,8 @@
         <w:rPr>
           <w:rFonts w:ascii="Arial" w:hAnsi="Arial" w:cs="Arial"/>
         </w:rPr>
-        <w:t>Development of Flask backend and PostgreSQL database along with React frontend.</w:t>
-      </w:r>
-    </w:p>
-    <w:p>
-      <w:pPr>
-        <w:spacing w:after="0" w:line="240" w:lineRule="auto"/>
-        <w:rPr>
-          <w:rFonts w:ascii="Arial" w:hAnsi="Arial" w:cs="Arial"/>
-        </w:rPr>
-      </w:pPr>
+        <w:t>Development of the complete infrastructure of the genetic algorithm including neural networks and an advanced 2D simulation environment in Java</w:t>
+      </w:r>
     </w:p>
     <w:p>
       <w:pPr>
@@ -632,14 +868,35 @@
         <w:spacing w:after="0" w:line="240" w:lineRule="auto"/>
         <w:rPr>
           <w:rFonts w:ascii="Arial" w:hAnsi="Arial" w:cs="Arial"/>
-        </w:rPr>
-      </w:pPr>
-      <w:r>
-        <w:rPr>
-          <w:rFonts w:ascii="Arial" w:hAnsi="Arial" w:cs="Arial"/>
           <w:b/>
         </w:rPr>
-        <w:t>Evolutionary training of an agent for autonomous control in 2D simulation</w:t>
+      </w:pPr>
+    </w:p>
+    <w:p>
+      <w:pPr>
+        <w:tabs>
+          <w:tab w:val="right" w:pos="10800"/>
+        </w:tabs>
+        <w:spacing w:after="0" w:line="240" w:lineRule="auto"/>
+        <w:rPr>
+          <w:rFonts w:ascii="Arial" w:hAnsi="Arial" w:cs="Arial"/>
+        </w:rPr>
+      </w:pPr>
+      <w:proofErr w:type="spellStart"/>
+      <w:r>
+        <w:rPr>
+          <w:rFonts w:ascii="Arial" w:hAnsi="Arial" w:cs="Arial"/>
+          <w:b/>
+        </w:rPr>
+        <w:t>XQZite</w:t>
+      </w:r>
+      <w:proofErr w:type="spellEnd"/>
+      <w:r>
+        <w:rPr>
+          <w:rFonts w:ascii="Arial" w:hAnsi="Arial" w:cs="Arial"/>
+          <w:b/>
+        </w:rPr>
+        <w:t xml:space="preserve"> - multiplayer quiz app</w:t>
       </w:r>
       <w:r>
         <w:rPr>
@@ -651,7 +908,7 @@
         <w:rPr>
           <w:rFonts w:ascii="Arial" w:hAnsi="Arial" w:cs="Arial"/>
         </w:rPr>
-        <w:t>March</w:t>
+        <w:t>July</w:t>
       </w:r>
       <w:r>
         <w:rPr>
@@ -663,7 +920,13 @@
         <w:rPr>
           <w:rFonts w:ascii="Arial" w:hAnsi="Arial" w:cs="Arial"/>
         </w:rPr>
-        <w:t>24</w:t>
+        <w:t>2</w:t>
+      </w:r>
+      <w:r>
+        <w:rPr>
+          <w:rFonts w:ascii="Arial" w:hAnsi="Arial" w:cs="Arial"/>
+        </w:rPr>
+        <w:t>5</w:t>
       </w:r>
       <w:r>
         <w:rPr>
@@ -675,7 +938,7 @@
         <w:rPr>
           <w:rFonts w:ascii="Arial" w:hAnsi="Arial" w:cs="Arial"/>
         </w:rPr>
-        <w:t>June</w:t>
+        <w:t>October</w:t>
       </w:r>
       <w:r>
         <w:rPr>
@@ -687,7 +950,13 @@
         <w:rPr>
           <w:rFonts w:ascii="Arial" w:hAnsi="Arial" w:cs="Arial"/>
         </w:rPr>
-        <w:t>24</w:t>
+        <w:t>2</w:t>
+      </w:r>
+      <w:r>
+        <w:rPr>
+          <w:rFonts w:ascii="Arial" w:hAnsi="Arial" w:cs="Arial"/>
+        </w:rPr>
+        <w:t>5</w:t>
       </w:r>
     </w:p>
     <w:p>
@@ -706,38 +975,27 @@
         <w:rPr>
           <w:rFonts w:ascii="Arial" w:hAnsi="Arial" w:cs="Arial"/>
         </w:rPr>
-        <w:t>Bachelor’s thesis on usage of genetic algorithms in training intelligent agents.</w:t>
-      </w:r>
-    </w:p>
-    <w:p>
-      <w:pPr>
-        <w:pStyle w:val="ListParagraph"/>
-        <w:numPr>
-          <w:ilvl w:val="0"/>
-          <w:numId w:val="2"/>
-        </w:numPr>
-        <w:spacing w:after="0" w:line="240" w:lineRule="auto"/>
-        <w:rPr>
-          <w:rFonts w:ascii="Arial" w:hAnsi="Arial" w:cs="Arial"/>
-        </w:rPr>
-      </w:pPr>
-      <w:r>
-        <w:rPr>
-          <w:rFonts w:ascii="Arial" w:hAnsi="Arial" w:cs="Arial"/>
-        </w:rPr>
-        <w:t>Development of the complete infrastructure of the genetic algorithm including neural networks and an advanced 2D simulation environment</w:t>
-      </w:r>
-      <w:r>
-        <w:rPr>
-          <w:rFonts w:ascii="Arial" w:hAnsi="Arial" w:cs="Arial"/>
-        </w:rPr>
-        <w:t xml:space="preserve"> in Java</w:t>
-      </w:r>
-      <w:r>
-        <w:rPr>
-          <w:rFonts w:ascii="Arial" w:hAnsi="Arial" w:cs="Arial"/>
-        </w:rPr>
-        <w:t xml:space="preserve">. </w:t>
+        <w:t xml:space="preserve">Full-Stack </w:t>
+      </w:r>
+      <w:r>
+        <w:rPr>
+          <w:rFonts w:ascii="Arial" w:hAnsi="Arial" w:cs="Arial"/>
+        </w:rPr>
+        <w:t xml:space="preserve">web </w:t>
+      </w:r>
+      <w:proofErr w:type="gramStart"/>
+      <w:r>
+        <w:rPr>
+          <w:rFonts w:ascii="Arial" w:hAnsi="Arial" w:cs="Arial"/>
+        </w:rPr>
+        <w:t>app</w:t>
+      </w:r>
+      <w:proofErr w:type="gramEnd"/>
+      <w:r>
+        <w:rPr>
+          <w:rFonts w:ascii="Arial" w:hAnsi="Arial" w:cs="Arial"/>
+        </w:rPr>
+        <w:t xml:space="preserve"> made and maintained using Flask, PostgreSQL, React, Docker and GitHub Actions</w:t>
       </w:r>
     </w:p>
     <w:p>
@@ -946,32 +1204,43 @@
     </w:p>
     <w:p>
       <w:pPr>
-        <w:spacing w:after="0" w:line="240" w:lineRule="auto"/>
-        <w:rPr>
-          <w:rFonts w:ascii="Arial" w:hAnsi="Arial" w:cs="Arial"/>
-        </w:rPr>
-      </w:pPr>
-    </w:p>
-    <w:p>
-      <w:pPr>
         <w:pBdr>
           <w:bottom w:val="single" w:sz="4" w:space="1" w:color="auto"/>
         </w:pBdr>
         <w:spacing w:after="0" w:line="240" w:lineRule="auto"/>
         <w:rPr>
           <w:rFonts w:ascii="Arial" w:hAnsi="Arial" w:cs="Arial"/>
+        </w:rPr>
+      </w:pPr>
+    </w:p>
+    <w:p>
+      <w:pPr>
+        <w:spacing w:after="0" w:line="240" w:lineRule="auto"/>
+        <w:rPr>
+          <w:rFonts w:ascii="Arial" w:hAnsi="Arial" w:cs="Arial"/>
           <w:b/>
           <w:bCs/>
           <w:color w:val="0070C0"/>
         </w:rPr>
       </w:pPr>
-      <w:r>
+    </w:p>
+    <w:p>
+      <w:pPr>
+        <w:spacing w:after="0" w:line="240" w:lineRule="auto"/>
         <w:rPr>
           <w:rFonts w:ascii="Arial" w:hAnsi="Arial" w:cs="Arial"/>
           <w:b/>
           <w:bCs/>
           <w:color w:val="0070C0"/>
         </w:rPr>
+      </w:pPr>
+      <w:r>
+        <w:rPr>
+          <w:rFonts w:ascii="Arial" w:hAnsi="Arial" w:cs="Arial"/>
+          <w:b/>
+          <w:bCs/>
+          <w:color w:val="0070C0"/>
+        </w:rPr>
         <w:t>RELEVANT COURSEWORK</w:t>
       </w:r>
     </w:p>
@@ -982,17 +1251,6 @@
           <w:rFonts w:ascii="Arial" w:hAnsi="Arial" w:cs="Arial"/>
         </w:rPr>
       </w:pPr>
-    </w:p>
-    <w:p>
-      <w:pPr>
-        <w:pBdr>
-          <w:bottom w:val="single" w:sz="4" w:space="1" w:color="auto"/>
-        </w:pBdr>
-        <w:spacing w:after="0" w:line="240" w:lineRule="auto"/>
-        <w:rPr>
-          <w:rFonts w:ascii="Arial" w:hAnsi="Arial" w:cs="Arial"/>
-        </w:rPr>
-      </w:pPr>
       <w:r>
         <w:rPr>
           <w:rFonts w:ascii="Arial" w:hAnsi="Arial" w:cs="Arial"/>
@@ -1014,20 +1272,14 @@
     </w:p>
     <w:p>
       <w:pPr>
-        <w:pBdr>
-          <w:bottom w:val="single" w:sz="4" w:space="1" w:color="auto"/>
-        </w:pBdr>
-        <w:spacing w:after="0" w:line="240" w:lineRule="auto"/>
-        <w:rPr>
-          <w:rFonts w:ascii="Arial" w:hAnsi="Arial" w:cs="Arial"/>
-        </w:rPr>
-      </w:pPr>
-    </w:p>
-    <w:p>
-      <w:pPr>
-        <w:pBdr>
-          <w:bottom w:val="single" w:sz="4" w:space="1" w:color="auto"/>
-        </w:pBdr>
+        <w:spacing w:after="0" w:line="240" w:lineRule="auto"/>
+        <w:rPr>
+          <w:rFonts w:ascii="Arial" w:hAnsi="Arial" w:cs="Arial"/>
+        </w:rPr>
+      </w:pPr>
+    </w:p>
+    <w:p>
+      <w:pPr>
         <w:spacing w:after="0" w:line="240" w:lineRule="auto"/>
         <w:rPr>
           <w:rFonts w:ascii="Arial" w:hAnsi="Arial" w:cs="Arial"/>
@@ -1051,14 +1303,6 @@
           <w:rFonts w:ascii="Arial" w:hAnsi="Arial" w:cs="Arial"/>
         </w:rPr>
       </w:pPr>
-    </w:p>
-    <w:p>
-      <w:pPr>
-        <w:spacing w:after="0" w:line="240" w:lineRule="auto"/>
-        <w:rPr>
-          <w:rFonts w:ascii="Arial" w:hAnsi="Arial" w:cs="Arial"/>
-        </w:rPr>
-      </w:pPr>
       <w:r>
         <w:rPr>
           <w:rFonts w:ascii="Arial" w:hAnsi="Arial" w:cs="Arial"/>
@@ -1089,19 +1333,63 @@
         <w:rPr>
           <w:rFonts w:ascii="Arial" w:hAnsi="Arial" w:cs="Arial"/>
         </w:rPr>
-        <w:t>| React | Flask | Django | PostgreSQL | Docker | Tensorflow</w:t>
-      </w:r>
-      <w:r>
-        <w:rPr>
-          <w:rFonts w:ascii="Arial" w:hAnsi="Arial" w:cs="Arial"/>
-        </w:rPr>
-        <w:t xml:space="preserve"> | PyTorch</w:t>
-      </w:r>
-      <w:r>
-        <w:rPr>
-          <w:rFonts w:ascii="Arial" w:hAnsi="Arial" w:cs="Arial"/>
-        </w:rPr>
-        <w:t xml:space="preserve"> | R | </w:t>
+        <w:t>|</w:t>
+      </w:r>
+      <w:r>
+        <w:rPr>
+          <w:rFonts w:ascii="Arial" w:hAnsi="Arial" w:cs="Arial"/>
+        </w:rPr>
+        <w:t xml:space="preserve"> </w:t>
+      </w:r>
+      <w:proofErr w:type="spellStart"/>
+      <w:r>
+        <w:rPr>
+          <w:rFonts w:ascii="Arial" w:hAnsi="Arial" w:cs="Arial"/>
+        </w:rPr>
+        <w:t>PyTorch</w:t>
+      </w:r>
+      <w:proofErr w:type="spellEnd"/>
+      <w:r>
+        <w:rPr>
+          <w:rFonts w:ascii="Arial" w:hAnsi="Arial" w:cs="Arial"/>
+        </w:rPr>
+        <w:t xml:space="preserve"> |</w:t>
+      </w:r>
+      <w:r>
+        <w:rPr>
+          <w:rFonts w:ascii="Arial" w:hAnsi="Arial" w:cs="Arial"/>
+        </w:rPr>
+        <w:t xml:space="preserve"> </w:t>
+      </w:r>
+      <w:r>
+        <w:rPr>
+          <w:rFonts w:ascii="Arial" w:hAnsi="Arial" w:cs="Arial"/>
+        </w:rPr>
+        <w:t xml:space="preserve">React | Flask | PostgreSQL | Docker | </w:t>
+      </w:r>
+      <w:r>
+        <w:rPr>
+          <w:rFonts w:ascii="Arial" w:hAnsi="Arial" w:cs="Arial"/>
+        </w:rPr>
+        <w:t>Kubernetes</w:t>
+      </w:r>
+      <w:r>
+        <w:rPr>
+          <w:rFonts w:ascii="Arial" w:hAnsi="Arial" w:cs="Arial"/>
+        </w:rPr>
+        <w:t xml:space="preserve"> |</w:t>
+      </w:r>
+      <w:r>
+        <w:rPr>
+          <w:rFonts w:ascii="Arial" w:hAnsi="Arial" w:cs="Arial"/>
+        </w:rPr>
+        <w:t xml:space="preserve"> CI/CD |</w:t>
+      </w:r>
+      <w:r>
+        <w:rPr>
+          <w:rFonts w:ascii="Arial" w:hAnsi="Arial" w:cs="Arial"/>
+        </w:rPr>
+        <w:t xml:space="preserve"> </w:t>
       </w:r>
       <w:r>
         <w:rPr>
@@ -1109,20 +1397,23 @@
         </w:rPr>
         <w:t>MS Office</w:t>
       </w:r>
-    </w:p>
-    <w:p>
-      <w:pPr>
-        <w:spacing w:after="0" w:line="240" w:lineRule="auto"/>
-        <w:rPr>
-          <w:rFonts w:ascii="Arial" w:hAnsi="Arial" w:cs="Arial"/>
-        </w:rPr>
-      </w:pPr>
-    </w:p>
-    <w:p>
-      <w:pPr>
-        <w:pBdr>
-          <w:bottom w:val="single" w:sz="4" w:space="1" w:color="auto"/>
-        </w:pBdr>
+      <w:r>
+        <w:rPr>
+          <w:rFonts w:ascii="Arial" w:hAnsi="Arial" w:cs="Arial"/>
+        </w:rPr>
+        <w:t xml:space="preserve"> | Jira</w:t>
+      </w:r>
+    </w:p>
+    <w:p>
+      <w:pPr>
+        <w:spacing w:after="0" w:line="240" w:lineRule="auto"/>
+        <w:rPr>
+          <w:rFonts w:ascii="Arial" w:hAnsi="Arial" w:cs="Arial"/>
+        </w:rPr>
+      </w:pPr>
+    </w:p>
+    <w:p>
+      <w:pPr>
         <w:spacing w:after="0" w:line="240" w:lineRule="auto"/>
         <w:rPr>
           <w:rFonts w:ascii="Arial" w:hAnsi="Arial" w:cs="Arial"/>
@@ -3012,7 +3303,6 @@
   <w:style w:type="character" w:default="1" w:styleId="DefaultParagraphFont">
     <w:name w:val="Default Paragraph Font"/>
     <w:uiPriority w:val="1"/>
-    <w:semiHidden/>
     <w:unhideWhenUsed/>
   </w:style>
   <w:style w:type="table" w:default="1" w:styleId="TableNormal">
@@ -3445,6 +3735,28 @@
 </file>
 
 <file path=customXml/item1.xml><?xml version="1.0" encoding="utf-8"?>
+<b:Sources xmlns:b="http://schemas.openxmlformats.org/officeDocument/2006/bibliography" xmlns="http://schemas.openxmlformats.org/officeDocument/2006/bibliography" SelectedStyle="\APASixthEditionOfficeOnline.xsl" StyleName="APA" Version="6"/>
+</file>
+
+<file path=customXml/item2.xml><?xml version="1.0" encoding="utf-8"?>
+<?mso-contentType ?>
+<FormTemplates xmlns="http://schemas.microsoft.com/sharepoint/v3/contenttype/forms">
+  <Display>DocumentLibraryForm</Display>
+  <Edit>DocumentLibraryForm</Edit>
+  <New>DocumentLibraryForm</New>
+</FormTemplates>
+</file>
+
+<file path=customXml/item3.xml><?xml version="1.0" encoding="utf-8"?>
+<p:properties xmlns:p="http://schemas.microsoft.com/office/2006/metadata/properties" xmlns:xsi="http://www.w3.org/2001/XMLSchema-instance" xmlns:pc="http://schemas.microsoft.com/office/infopath/2007/PartnerControls">
+  <documentManagement>
+    <_ip_UnifiedCompliancePolicyUIAction xmlns="http://schemas.microsoft.com/sharepoint/v3" xsi:nil="true"/>
+    <_ip_UnifiedCompliancePolicyProperties xmlns="http://schemas.microsoft.com/sharepoint/v3" xsi:nil="true"/>
+  </documentManagement>
+</p:properties>
+</file>
+
+<file path=customXml/item4.xml><?xml version="1.0" encoding="utf-8"?>
 <ct:contentTypeSchema xmlns:ct="http://schemas.microsoft.com/office/2006/metadata/contentType" xmlns:ma="http://schemas.microsoft.com/office/2006/metadata/properties/metaAttributes" ct:_="" ma:_="" ma:contentTypeName="Document" ma:contentTypeID="0x0101003C7E18303F841E4396D5FD068880D5D3" ma:contentTypeVersion="16" ma:contentTypeDescription="Create a new document." ma:contentTypeScope="" ma:versionID="481bb1a4332af3889a7ecc17e1abcbf3">
   <xsd:schema xmlns:xsd="http://www.w3.org/2001/XMLSchema" xmlns:xs="http://www.w3.org/2001/XMLSchema" xmlns:p="http://schemas.microsoft.com/office/2006/metadata/properties" xmlns:ns1="http://schemas.microsoft.com/sharepoint/v3" xmlns:ns2="a64c34e4-9fca-4d45-92d3-78fdd6d0542b" xmlns:ns3="52da1144-a761-4d48-9b89-d9f53447ebd2" targetNamespace="http://schemas.microsoft.com/office/2006/metadata/properties" ma:root="true" ma:fieldsID="8865ff7fa4f1c40d080b337996aaf0bd" ns1:_="" ns2:_="" ns3:_="">
     <xsd:import namespace="http://schemas.microsoft.com/sharepoint/v3"/>
@@ -3684,29 +3996,33 @@
 </ct:contentTypeSchema>
 </file>
 
-<file path=customXml/item2.xml><?xml version="1.0" encoding="utf-8"?>
-<p:properties xmlns:p="http://schemas.microsoft.com/office/2006/metadata/properties" xmlns:xsi="http://www.w3.org/2001/XMLSchema-instance" xmlns:pc="http://schemas.microsoft.com/office/infopath/2007/PartnerControls">
-  <documentManagement>
-    <_ip_UnifiedCompliancePolicyUIAction xmlns="http://schemas.microsoft.com/sharepoint/v3" xsi:nil="true"/>
-    <_ip_UnifiedCompliancePolicyProperties xmlns="http://schemas.microsoft.com/sharepoint/v3" xsi:nil="true"/>
-  </documentManagement>
-</p:properties>
+<file path=customXml/itemProps1.xml><?xml version="1.0" encoding="utf-8"?>
+<ds:datastoreItem xmlns:ds="http://schemas.openxmlformats.org/officeDocument/2006/customXml" ds:itemID="{D21C7391-86F6-4C67-897E-71C5EDD238C5}">
+  <ds:schemaRefs>
+    <ds:schemaRef ds:uri="http://schemas.openxmlformats.org/officeDocument/2006/bibliography"/>
+  </ds:schemaRefs>
+</ds:datastoreItem>
 </file>
 
-<file path=customXml/item3.xml><?xml version="1.0" encoding="utf-8"?>
-<?mso-contentType ?>
-<FormTemplates xmlns="http://schemas.microsoft.com/sharepoint/v3/contenttype/forms">
-  <Display>DocumentLibraryForm</Display>
-  <Edit>DocumentLibraryForm</Edit>
-  <New>DocumentLibraryForm</New>
-</FormTemplates>
+<file path=customXml/itemProps2.xml><?xml version="1.0" encoding="utf-8"?>
+<ds:datastoreItem xmlns:ds="http://schemas.openxmlformats.org/officeDocument/2006/customXml" ds:itemID="{83AB5A56-8B3E-48DE-B196-D038C20A7737}">
+  <ds:schemaRefs>
+    <ds:schemaRef ds:uri="http://schemas.microsoft.com/sharepoint/v3/contenttype/forms"/>
+  </ds:schemaRefs>
+</ds:datastoreItem>
 </file>
 
-<file path=customXml/item4.xml><?xml version="1.0" encoding="utf-8"?>
-<b:Sources xmlns:b="http://schemas.openxmlformats.org/officeDocument/2006/bibliography" xmlns="http://schemas.openxmlformats.org/officeDocument/2006/bibliography" SelectedStyle="\APASixthEditionOfficeOnline.xsl" StyleName="APA" Version="6"/>
+<file path=customXml/itemProps3.xml><?xml version="1.0" encoding="utf-8"?>
+<ds:datastoreItem xmlns:ds="http://schemas.openxmlformats.org/officeDocument/2006/customXml" ds:itemID="{B40FF8BF-2600-431E-88B4-2BACE9424926}">
+  <ds:schemaRefs>
+    <ds:schemaRef ds:uri="http://schemas.microsoft.com/office/2006/metadata/properties"/>
+    <ds:schemaRef ds:uri="http://schemas.microsoft.com/office/infopath/2007/PartnerControls"/>
+    <ds:schemaRef ds:uri="http://schemas.microsoft.com/sharepoint/v3"/>
+  </ds:schemaRefs>
+</ds:datastoreItem>
 </file>
 
-<file path=customXml/itemProps1.xml><?xml version="1.0" encoding="utf-8"?>
+<file path=customXml/itemProps4.xml><?xml version="1.0" encoding="utf-8"?>
 <ds:datastoreItem xmlns:ds="http://schemas.openxmlformats.org/officeDocument/2006/customXml" ds:itemID="{F88A7AFC-85B2-48F5-9694-9CF8FA0217B5}">
   <ds:schemaRefs>
     <ds:schemaRef ds:uri="http://schemas.microsoft.com/office/2006/metadata/contentType"/>
@@ -3724,30 +4040,4 @@
     <ds:schemaRef ds:uri="http://schemas.microsoft.com/internal/obd"/>
   </ds:schemaRefs>
 </ds:datastoreItem>
-</file>
-
-<file path=customXml/itemProps2.xml><?xml version="1.0" encoding="utf-8"?>
-<ds:datastoreItem xmlns:ds="http://schemas.openxmlformats.org/officeDocument/2006/customXml" ds:itemID="{B40FF8BF-2600-431E-88B4-2BACE9424926}">
-  <ds:schemaRefs>
-    <ds:schemaRef ds:uri="http://schemas.microsoft.com/office/2006/metadata/properties"/>
-    <ds:schemaRef ds:uri="http://schemas.microsoft.com/office/infopath/2007/PartnerControls"/>
-    <ds:schemaRef ds:uri="http://schemas.microsoft.com/sharepoint/v3"/>
-  </ds:schemaRefs>
-</ds:datastoreItem>
-</file>
-
-<file path=customXml/itemProps3.xml><?xml version="1.0" encoding="utf-8"?>
-<ds:datastoreItem xmlns:ds="http://schemas.openxmlformats.org/officeDocument/2006/customXml" ds:itemID="{83AB5A56-8B3E-48DE-B196-D038C20A7737}">
-  <ds:schemaRefs>
-    <ds:schemaRef ds:uri="http://schemas.microsoft.com/sharepoint/v3/contenttype/forms"/>
-  </ds:schemaRefs>
-</ds:datastoreItem>
-</file>
-
-<file path=customXml/itemProps4.xml><?xml version="1.0" encoding="utf-8"?>
-<ds:datastoreItem xmlns:ds="http://schemas.openxmlformats.org/officeDocument/2006/customXml" ds:itemID="{D21C7391-86F6-4C67-897E-71C5EDD238C5}">
-  <ds:schemaRefs>
-    <ds:schemaRef ds:uri="http://schemas.openxmlformats.org/officeDocument/2006/bibliography"/>
-  </ds:schemaRefs>
-</ds:datastoreItem>
 </file>